--- a/example_articles/states/Maine/1.states_Maine_New_York_Times.docx
+++ b/example_articles/states/Maine/1.states_Maine_New_York_Times.docx
@@ -27,17 +27,17 @@
     </w:p>
     <w:p>
       <w:r>
-        <w:t>Source File: NYT/50.DOCX</w:t>
+        <w:t>Source file: NYT/50.DOCX</w:t>
       </w:r>
     </w:p>
     <w:p>
       <w:r>
-        <w:t>Raw locations result: ['Maine']</w:t>
+        <w:t>Raw locations result, 'locations': ['Maine']</w:t>
       </w:r>
     </w:p>
     <w:p>
       <w:r>
-        <w:t>states_stand_flat (Standardized): Maine</w:t>
+        <w:t>Standardized locations result, 'states_stand_flat': Maine</w:t>
       </w:r>
     </w:p>
     <w:p>

--- a/example_articles/states/Maine/1.states_Maine_New_York_Times.docx
+++ b/example_articles/states/Maine/1.states_Maine_New_York_Times.docx
@@ -7,7 +7,7 @@
         <w:pStyle w:val="Heading1"/>
       </w:pPr>
       <w:r>
-        <w:t>Factories With Amenities Hinder Poland's Stark Turn to Capitalism</w:t>
+        <w:t>Hark! A Mainer Stirs Economic Populism!</w:t>
       </w:r>
     </w:p>
     <w:p>
@@ -17,17 +17,17 @@
     </w:p>
     <w:p>
       <w:r>
-        <w:t>Date: 1991-06-03</w:t>
+        <w:t>Date: 1996-02-19</w:t>
       </w:r>
     </w:p>
     <w:p>
       <w:r>
-        <w:t>Section: Section A;; Section A; Page 1; Column 3; Financial Desk; Column 3;</w:t>
+        <w:t>Section: Section A; ; Section A;  Page 12;  Column 1;  National Desk ; Column 1; ; Biography</w:t>
       </w:r>
     </w:p>
     <w:p>
       <w:r>
-        <w:t>Source file: NYT/50.DOCX</w:t>
+        <w:t>Source file: NYT/17.DOCX</w:t>
       </w:r>
     </w:p>
     <w:p>
@@ -49,73 +49,29 @@
     </w:p>
     <w:p>
       <w:r>
-        <w:t>Prime Minister Jan Krzysztof Bielecki recently visited the sprawling Azoty chemical works here, and what he saw chilled him to his free-market bones.</w:t>
+        <w:t>Clanging on a trash-can lid to kick off a Maine corn chowder potluck meeting this month, the featured speaker and organizer plunged into a fast-paced condemnation of corporate downsizing and free trade.</w:t>
         <w:br/>
-        <w:t>More than a year after the Government began its pioneering program to dismantle the centrally managed socialist economy, this state-run company seems frozen in an earlier time, when profits did not matter much and companies typically took on the role of municipal governments.</w:t>
+        <w:t>"Corporations aren't there for the public good," she told the crowd of about 70 loggers, farmers, environmentalists and self-described anarchists at a schoolhouse in this town near the New Hampshire border. "They're there to produce more profits for the stockholders in the next quarter."</w:t>
         <w:br/>
-        <w:t>"It still conducts functions so typical for a socialist enterprise," Mr. Bielecki lamented in an interview. "They have an indoor skating rink, a very nice swimming pool, culture center, soft drink bottling plant and a very nice laundry. They maintain 1,000 free factory apartments, heat 80 percent of the town and still make a profit."</w:t>
+        <w:t>Patrick J. Buchanan is not the only one bringing a message of economic populism to working-class New Englanders worried about layoffs and weakening wages.</w:t>
         <w:br/>
-        <w:t>He continued: "This company has entered an international market and holds 5 percent of world production, yet it doesn't work at all on marketing, and the name of the enterprise" -- Zaklady Nawozowo-Azotowe w Kedzierzynie Kozlu -- "is not pronounceable by anyone who doesn't speak Polish."</w:t>
+        <w:t>The potluck speaker, Carolyn Chute, Maine's native-daughter novelist, has been organizing a grass-roots political movement centered on making corporations and government more responsive to workers. Calling her group the 2d Maine Militia, Ms. Chute has attracted some of Maine's conservatives with her support for gun-ownership rights and by bashing the North American Free Trade Agreement.</w:t>
         <w:br/>
-        <w:t>The factory, and its relationship to this squat, working-class town several hundred miles southwest of Warsaw, is a microcosm of the difficulties Poland faces in dismantling an encrusted system. In the last few weeks, Mr. Bielecki has repeatedly cited Azoty (ah-ZOH-teh), the 22d-largest enterprise in Poland, as a symbol of resistance to change.</w:t>
+        <w:t>But the group, which Ms. Chute began last year and which is more gun club than militia, is appealing to conservative and liberal Mainers alike by opposing proposals for a flat income tax and demanding an end to corporation campaign contributions and tax subsidies for big business.</w:t>
         <w:br/>
-        <w:t xml:space="preserve"> </w:t>
+        <w:t>Regarding such issues as abortion and gay rights, she and her followers consider them distractions from the more important issues of jobs and government accountability to the working class.</w:t>
         <w:br/>
-        <w:t>Big Economic Troubles</w:t>
+        <w:t>Growing up in a blue-collar family, and experiencing poverty as a single parent, Ms. Chute, who is in her 40's, has long complained about the lack of attention given to have-nots in this country.</w:t>
         <w:br/>
-        <w:t xml:space="preserve"> Economic reform in Poland has reached a crossroads, senior Government officials agree, and one crucial factor is how quickly the Government can force state-owned companies to adapt to the rigors of the market and cast off sidelines that lose money.</w:t>
+        <w:t>"Many other militias and many individuals blame gays, blacks, Jews, Spanish-speaking folks, welfare mums, illegal drugs, seat belts, schools without prayers, women with shoes, abortions, environmentalists, unseen Communist forces and so-called liberals," Ms. Chute wrote in a Dec. 24, 1995, opinion article in The Maine Sunday Telegram, a Portland newspaper.</w:t>
         <w:br/>
-        <w:t>Right now, many companies are floundering. Their collapse has caused labor unrest, a huge budget deficit and a sharp decline in industrial output. As mass bankruptcies and layoffs loom, Mr. Bielecki and his Government are buffeted by demands that they loosen credit and pump more money into enterprises that provide 80 percent of the country's industrial production.</w:t>
+        <w:t>"The whole of America is squabbling over all these details while huge corporations smilingly take more than 50 percent off the top of the Federal budget for subsidies including outright handouts for researching new business opportunities in other countries where they can exploit foreign workers like they exploit us, all in the name of free enterprise and individual rights."</w:t>
         <w:br/>
-        <w:t>But Poland's economic team, which takes its free-market principles seriously, is adamant that such a move would be a tragic mistake -- putting money into the factories least able to use it well. Mr. Bielecki's preferred solution is to speed up the sale of these companies to private investors, encourage growth in the rapidly expanding private sector and strengthen management at the state-run companies by repealing laws that give workers a strong say in running their factories.</w:t>
+        <w:t>Ms. Chute has gained a fierce loyalty from many rural Maine readers with her 1985 best-selling first novel, "The Beans of Egypt, Maine," and other gritty books about working-class poverty and powerlessness.</w:t>
         <w:br/>
-        <w:t>Under current law, workers have some leverage. Factory managers must justify every important decision to an employee council, which has the authority to suspend the manager if it disagrees. This has created what Alfred Biec, a senior economic official, calls the "Bermuda Triangle" formed by employees councils, unions and management. Money goes into the enterprises, he said, and then it disappears.</w:t>
+        <w:t>But despite Ms. Chute's popularity, her group has an uncertain future. No definitive plans have been made on how to achieve the group's goals, and no donations have been solicited. She acknowledges her ignorance of the political process but pushes aside suggestions that the group will simply fade away for lack of money and sophistication.</w:t>
         <w:br/>
-        <w:t>As it was designed nearly two years ago, Poland's economic program was intended to spur sensible behavior by slashing subsidies and raising prices for materials and energy to world levels. Once the companies knew the real costs of their business, the argument went, management would be transformed. Over time they would become the sort of profit maximizers whose behavior is extolled in introductory economics textbooks.</w:t>
-        <w:br/>
-        <w:t xml:space="preserve"> </w:t>
-        <w:br/>
-        <w:t>Huge Uncollected Debts</w:t>
-        <w:br/>
-        <w:t xml:space="preserve"> It has not happened yet. Executives propped each other up, amassing huge debts among themselves that were never collected. They sent workers on unpaid holidays, built up inventories and played for time, in the hope that the Government would be forced by rising social discontent to give up.</w:t>
-        <w:br/>
-        <w:t>Most managers owe their jobs to the Communist Party and are also hampered by a lack of knowledge of how to compete in world markets. In a recent report, the Central Intelligence Agency of the United States took note of "Warsaw's reluctance to force insolvent state firms into bankruptcy for fear of political and social consequences."</w:t>
-        <w:br/>
-        <w:t>Now, the strong will of Mr. Bielecki to keep credit tight and the accumulation of financial pressures is approaching a day of reckoning for many companies. Yet a visit to this town suggests that the solutions will bring their own problems.</w:t>
-        <w:br/>
-        <w:t xml:space="preserve"> </w:t>
-        <w:br/>
-        <w:t>Local Amenities</w:t>
-        <w:br/>
-        <w:t xml:space="preserve"> Local officials insist, for example, that they do not have enough money to take over management of the theater, skating rink and other amenities paid for by the chemical company.</w:t>
-        <w:br/>
-        <w:t>Azoty's director, Konstanty Chmielewski, contends that the effect of closing down the cultural centers would be devastating in a town with few other entertainments.</w:t>
-        <w:br/>
-        <w:t>'This was a big enterprise planted in a very small town," Mr. Chmielewski said. "It grew with the town. It equipped the town with a number of amenities and it acquired many functions it wouldn't need to in a bigger town. Of course, this was abnormal, and we must leave it, but we don't want to ruin everything at once."</w:t>
-        <w:br/>
-        <w:t>He added: "The Prime Minister is absolutely right in saying you have to find a way out. But there are reasons for not moving too precipitously."</w:t>
-        <w:br/>
-        <w:t>Unlike many state-run industries, Azoty appears to be a lucrative company, with annual profits of $40 million on sales of about $440 million. It pays its workers $175 a month.</w:t>
-        <w:br/>
-        <w:t>The factory is in the heart of Silesia, a region in southern Poland that was turned into a jumble of heavy industry by the country's Communist-era planners.</w:t>
-        <w:br/>
-        <w:t>Its history is typical of this region, which was part of Germany during World War II. At what is now Azoty, the German company I. G. Farben turned out airplane fuel and fertilizer for the Third Reich, using labor from nearby concentration camps.</w:t>
-        <w:br/>
-        <w:t xml:space="preserve"> </w:t>
-        <w:br/>
-        <w:t>Unemployment at 1%</w:t>
-        <w:br/>
-        <w:t xml:space="preserve"> After the war, the territory was ceded to Poland and the factory, which had been repeatedly bombed by the Allies, was rebuilt. Today it produces more than 100 products, many by antiquated processes. It also has a modern section completed in 1986 under license from Union Carbide that makes a component of PVC, or polyvinyl chloride plastic, which is used in pipes and tubing. Azoty has 5 percent of the world sales of this chemical, despite what Mr. Chmielewski calls minimal marketing efforts.</w:t>
-        <w:br/>
-        <w:t>At the moment, unemployment at Kedzierzyn Kozle stands at 1 percent, evidence of the particularly slow pace of transformation among the state-run industries here.</w:t>
-        <w:br/>
-        <w:t>Czeslaw Nowak, the deputy head of the Solidarity trade union at Azoty, said the company, which employs 5,300, is overstaffed. "You'd really have to be a lazy guy not to find work immediately around here," he said.</w:t>
-        <w:br/>
-        <w:t>Nonetheless, Mr. Nowak said that his role was to fight for "each and every job" and that he would resist any attempt to trim the work force. "Our position is that it is better to lower wages than lay off workers," he said.</w:t>
-        <w:br/>
-        <w:t>Mr. Nowak said he was not impressed by the Prime Minister's presentation during his visit to the company earlier this month. "Mr. Bielecki thinks in very broad categories," said the union leader. "He doesn't get down to the structure of enterprises and towns and the financial situations of each worker."</w:t>
-        <w:br/>
-        <w:t>In the next few weeks Mr. Bielecki plans to change the legal status of several hundred factories that account for 40 percent of Poland's industrial production. The move will have the effect of taking the employees councils' power to suspend managers away and will give the executives the opportunity to make tougher decisions, if the Bielecki Government survives what is widely expected to be a national uproar.</w:t>
+        <w:t>"We realize that our goals may take many lifetimes," she said in an interview at the potluck lunch. "We have to be patient. We're trying to educate and we're also trying to educate how powerful we can be."</w:t>
         <w:br/>
         <w:br/>
         <w:t>Graphic</w:t>
@@ -123,11 +79,7 @@
         <w:br/>
         <w:t xml:space="preserve"> </w:t>
         <w:br/>
-        <w:t>Photos: Konstanty Chmielewski, right, director of the chemical works factory, meeting with his deputy, Gregor Gawor, center, and Czeslaw Nowak, the deputy head of the Solidarity trade union at Azoty.; A swimming pool, culture center and an indoor skating rink are among the amenities provided by the state-run Azoty chemical works factory in Kedzierzyn Kozle, Poland. Because it still conducts functions typical for a socialist enterprise, the company seems frozen in an earlier time, when profits did not matter much and companies typically took on the role of municipal governments.; Prime Minister Jan Krzysztof Bielecki of Poland has repeatedly cited Azoty, the 22d largest enterprise in Poland, as a symbol of resistance to change.  (Photographs by Witold Jaroslaw Szulecki for The New York Times &amp; Associated Press) (pg. D4)</w:t>
-        <w:br/>
-        <w:t xml:space="preserve"> </w:t>
-        <w:br/>
-        <w:t>Map of Poland highlighting Kedzierzyn Kozle (pg. D4)</w:t>
+        <w:t>Photo: The novelist Carolyn Chute talking to a small group after a recent meeting of the 2d Maine Militia in North Parsonsfield, Me. The group's goal is to make corporations and government more responsive to workers. (Rick Cinclair for The New York Times)</w:t>
       </w:r>
     </w:p>
     <w:sectPr>

--- a/example_articles/states/Maine/1.states_Maine_New_York_Times.docx
+++ b/example_articles/states/Maine/1.states_Maine_New_York_Times.docx
@@ -7,7 +7,7 @@
         <w:pStyle w:val="Heading1"/>
       </w:pPr>
       <w:r>
-        <w:t>Hark! A Mainer Stirs Economic Populism!</w:t>
+        <w:t>Lower Oil Prices Provide Benefits to U.S. Workers</w:t>
       </w:r>
     </w:p>
     <w:p>
@@ -17,22 +17,22 @@
     </w:p>
     <w:p>
       <w:r>
-        <w:t>Date: 1996-02-19</w:t>
+        <w:t>Date: 2015-01-18</w:t>
       </w:r>
     </w:p>
     <w:p>
       <w:r>
-        <w:t>Section: Section A; ; Section A;  Page 12;  Column 1;  National Desk ; Column 1; ; Biography</w:t>
+        <w:t>Section: Section A; Column 0; National Desk; Pg. 4</w:t>
       </w:r>
     </w:p>
     <w:p>
       <w:r>
-        <w:t>Source file: NYT/17.DOCX</w:t>
+        <w:t>Source file: NYT/33.DOCX</w:t>
       </w:r>
     </w:p>
     <w:p>
       <w:r>
-        <w:t>Raw locations result, 'locations': ['Maine']</w:t>
+        <w:t>Raw locations result, 'locations': ['Maine', 'Midwest']</w:t>
       </w:r>
     </w:p>
     <w:p>
@@ -49,29 +49,62 @@
     </w:p>
     <w:p>
       <w:r>
-        <w:t>Clanging on a trash-can lid to kick off a Maine corn chowder potluck meeting this month, the featured speaker and organizer plunged into a fast-paced condemnation of corporate downsizing and free trade.</w:t>
+        <w:t>LEWISTON, Me. --  Wall Street may be growing anxious about the negative impact of falling oil prices on energy producers, but the steep declines of recent weeks are delivering substantial benefits to American working-class families and retirees who have largely missed out on the fruits of the five-and-a-half-year economic recovery.</w:t>
         <w:br/>
-        <w:t>"Corporations aren't there for the public good," she told the crowd of about 70 loggers, farmers, environmentalists and self-described anarchists at a schoolhouse in this town near the New Hampshire border. "They're there to produce more profits for the stockholders in the next quarter."</w:t>
+        <w:t xml:space="preserve">Just last week, the federal Energy Information Administration estimated that the typical American household would save $750 because of lower gasoline prices this year, $200 more than government experts predicted a month ago. People who depend on home heating oil and propane to warm their homes, as millions do in the Northeast and Midwest, should enjoy an additional savings of about $750 this winter. </w:t>
         <w:br/>
-        <w:t>Patrick J. Buchanan is not the only one bringing a message of economic populism to working-class New Englanders worried about layoffs and weakening wages.</w:t>
+        <w:t xml:space="preserve">  ''It may not have a huge effect on the top 10 percent of households, but if you're earning $30,000 or $40,000 a year and drive to work, this is a big deal,'' said Guy Berger, United States economist at RBS. ''Conceptually, this is the opposite of the stock market boom, which was concentrated at the top.''</w:t>
         <w:br/>
-        <w:t>The potluck speaker, Carolyn Chute, Maine's native-daughter novelist, has been organizing a grass-roots political movement centered on making corporations and government more responsive to workers. Calling her group the 2d Maine Militia, Ms. Chute has attracted some of Maine's conservatives with her support for gun-ownership rights and by bashing the North American Free Trade Agreement.</w:t>
+        <w:t xml:space="preserve">  In recent years, most of the other positive economic trends -- things like efficiency gains driven by new technologies, higher corporate profits, rising home prices, lower borrowing rates and stronger demand for white-collar workers with advanced degrees -- have also mostly benefited businesses and wealthier Americans.</w:t>
         <w:br/>
-        <w:t>But the group, which Ms. Chute began last year and which is more gun club than militia, is appealing to conservative and liberal Mainers alike by opposing proposals for a flat income tax and demanding an end to corporation campaign contributions and tax subsidies for big business.</w:t>
+        <w:t xml:space="preserve">  But the latest drop in energy prices -- regular gas in New England now averages $2.35 a gallon, compared with $2.94 in early December, and it is even cheaper in the Midwest at $1.95 -- is disproportionately helping lower-income groups, since fuel costs eat up a larger share of their more limited earnings.</w:t>
         <w:br/>
-        <w:t>Regarding such issues as abortion and gay rights, she and her followers consider them distractions from the more important issues of jobs and government accountability to the working class.</w:t>
+        <w:t xml:space="preserve">  For many residents of the bone-chilling state of Maine, the plunge in energy prices adds up to more than just a few extra dollars in their pockets and purses at the end of the month. </w:t>
         <w:br/>
-        <w:t>Growing up in a blue-collar family, and experiencing poverty as a single parent, Ms. Chute, who is in her 40's, has long complained about the lack of attention given to have-nots in this country.</w:t>
+        <w:t xml:space="preserve">  Take April Smith, a home health aide, and her husband, Eddie, who works in the auto services department of the Walmart in Brunswick, Me. Together they bring in about $42,000 a year. For them, the decline in energy prices means being able to put meatloaf on the table instead of serving their four children hot dogs, ramen noodles and macaroni and cheese.</w:t>
         <w:br/>
-        <w:t>"Many other militias and many individuals blame gays, blacks, Jews, Spanish-speaking folks, welfare mums, illegal drugs, seat belts, schools without prayers, women with shoes, abortions, environmentalists, unseen Communist forces and so-called liberals," Ms. Chute wrote in a Dec. 24, 1995, opinion article in The Maine Sunday Telegram, a Portland newspaper.</w:t>
+        <w:t xml:space="preserve">  ''Oil prices, gas prices, food prices -- luckily it's going down, which is great,'' Ms. Smith said, explaining that when prices were higher she had to scale back on groceries to save money for heating oil. ''I hope it keeps going.''</w:t>
         <w:br/>
-        <w:t>"The whole of America is squabbling over all these details while huge corporations smilingly take more than 50 percent off the top of the Federal budget for subsidies including outright handouts for researching new business opportunities in other countries where they can exploit foreign workers like they exploit us, all in the name of free enterprise and individual rights."</w:t>
+        <w:t xml:space="preserve">  For the overall economy, the tailwind generated by falling crude prices is expected to be particularly welcome as growth appears to be slackening overseas. Oil finished Friday at just under $49 a barrel, down from $65 early last month.</w:t>
         <w:br/>
-        <w:t>Ms. Chute has gained a fierce loyalty from many rural Maine readers with her 1985 best-selling first novel, "The Beans of Egypt, Maine," and other gritty books about working-class poverty and powerlessness.</w:t>
+        <w:t xml:space="preserve">  What might be called an energy shock in reverse is creating losers as well as winners. </w:t>
         <w:br/>
-        <w:t>But despite Ms. Chute's popularity, her group has an uncertain future. No definitive plans have been made on how to achieve the group's goals, and no donations have been solicited. She acknowledges her ignorance of the political process but pushes aside suggestions that the group will simply fade away for lack of money and sophistication.</w:t>
+        <w:t xml:space="preserve">  States like Texas and North Dakota, which boomed as oil prices mostly stayed above $90 a barrel from 2011 to mid-2014, are now feeling a chill. So are industries that supply pipes and other material to energy drillers and frackers, including steel makers and sand producers.</w:t>
         <w:br/>
-        <w:t>"We realize that our goals may take many lifetimes," she said in an interview at the potluck lunch. "We have to be patient. We're trying to educate and we're also trying to educate how powerful we can be."</w:t>
+        <w:t xml:space="preserve">  Nevertheless, economists say the benefits of lower energy prices will be felt much more broadly than the expected drag on some industries and regions.</w:t>
+        <w:br/>
+        <w:t xml:space="preserve">  Household consumer spending contributes roughly 65 percent of gross domestic product, compared with about 1 percent from oil and gas industry investment, said Michael Gapen, chief United States economist at Barclays.</w:t>
+        <w:br/>
+        <w:t xml:space="preserve">  In addition, consumers typically spend the money they save on fuel in sectors that are more ''employment-heavy'' than the energy industry, Mr. Gapen said, like dining, travel and retail. He noted that stores employ about 13 percent of American workers, compared with the less than 1 percent of Americans who work in oil and gas extraction and related fields.</w:t>
+        <w:br/>
+        <w:t xml:space="preserve">  On Friday, the University of Michigan said that its preliminary survey of consumer sentiment in early January recorded the best reading in 11 years, while the Labor Department said consumer prices declined slightly in December. Although deflation is usually a worry for policy makers, in this case the energy-led drop in prices makes the weak wage gains of recent months a little more bearable for American workers.</w:t>
+        <w:br/>
+        <w:t xml:space="preserve">  Few places are more sensitive to shifts in oil prices than Maine, especially in winter. The state is dotted with struggling blue-collar towns like this one, where the economy is still reeling from the hangover from the recession, which only added to the woes created by sky-high energy prices and disappearing factory jobs.</w:t>
+        <w:br/>
+        <w:t xml:space="preserve">  People here spend a significant proportion of their incomes on heating and transportation fuel, said Patrick C. Woodcock, who directs the governor's energy office. He estimates the typical family will save $3,000 this year if the cost of oil remains low. </w:t>
+        <w:br/>
+        <w:t xml:space="preserve">  ''For people who have been struggling with the economy, the winter has been the hardest time,'' he said. ''This is the first time that there has been this space where you can make it through the winter in a more affordable way.''</w:t>
+        <w:br/>
+        <w:t xml:space="preserve">  High crude prices pose a particular threat here because almost two-thirds of Maine homes, which tend to be older and less efficient, rely on oil for heat. Officials have been urging residents to upgrade equipment and better insulate their houses, but the federal government gives the state only $1 million to promote insulation, Mr. Woodcock said, compared with $35 million to $40 million annually on fuel assistance. With oil prices down, at least for now, the aid that agencies dole out either as part of the federal low-income home energy assistance program, Liheap, or other efforts, goes much further. Suppliers can impose hefty fees to deliver small volumes of fuel, and last winter's emergency grants often fell short of the minimum needed to avoid these charges.</w:t>
+        <w:br/>
+        <w:t xml:space="preserve">  ''This year, we've been able to get people a full 100 gallons,'' said Linda Dudley, assistant manager of the heat program at Waldo Community Action Partners in Belfast, on the coast.</w:t>
+        <w:br/>
+        <w:t xml:space="preserve">  And for a vast portion of the country's population, such aid makes a huge difference. Households that earn $40,000 or less represent about 40 percent of American families, according to the Census Bureau.</w:t>
+        <w:br/>
+        <w:t xml:space="preserve">  Even middle-class families who earn much more will see clear benefits, especially compared with wealthier Americans, who spend a much smaller share of their income on fuel. For example, Census Bureau data shows that households with annual earnings of less than $70,000 spent 5.9 percent of their income on gasoline in 2013 versus 3.4 percent in households where income tops $150,000.</w:t>
+        <w:br/>
+        <w:t xml:space="preserve">  At the opposite end of the wealth spectrum, especially in states like this one, people are still grappling with difficult financial choices, despite the seeming windfall from lower energy costs.</w:t>
+        <w:br/>
+        <w:t xml:space="preserve">  For Ms. Smith, the lower oil and gas prices mean she is talking with her husband about possibly quitting the second job she took on after they fell behind on bills last winter, despite the heating assistance they received through Community Concepts, which helps low-income residents in western Maine.</w:t>
+        <w:br/>
+        <w:t xml:space="preserve">  She works 60 to 80 hours a week and worries that she is not spending enough time with the couple's four children, including a grandchild they are raising. First, though, Ms. Smith said she would like to catch up on current bills and ''maybe get a little bit of money put away just in case things decide to go south.''</w:t>
+        <w:br/>
+        <w:t xml:space="preserve">  Ms. Smith's fear, echoed by other still-cautious residents here, is that prices will turn back up, squeezing household budgets again.</w:t>
+        <w:br/>
+        <w:t xml:space="preserve">  ''Us small people, we just see it go up and down, up and down,'' she said. ''We throw a party when it's down -- but not too much of a party because we know it's going up.''</w:t>
+        <w:br/>
+        <w:br/>
+        <w:t>http://www.nytimes.com/2015/01/18/business/economy/lower-oil-prices-offer-a-bonanza-to-us-workers.html</w:t>
         <w:br/>
         <w:br/>
         <w:t>Graphic</w:t>
@@ -79,7 +112,7 @@
         <w:br/>
         <w:t xml:space="preserve"> </w:t>
         <w:br/>
-        <w:t>Photo: The novelist Carolyn Chute talking to a small group after a recent meeting of the 2d Maine Militia in North Parsonsfield, Me. The group's goal is to make corporations and government more responsive to workers. (Rick Cinclair for The New York Times)</w:t>
+        <w:t>PHOTO: Belfast, Me., on Thursday. The governor's energy office estimates a typical family will save $3,000 this year if oil costs stay low. (PHOTOGRAPH BY TRISTAN SPINSKI FOR THE NEW YORK TIMES)</w:t>
       </w:r>
     </w:p>
     <w:sectPr>

--- a/example_articles/states/Maine/1.states_Maine_New_York_Times.docx
+++ b/example_articles/states/Maine/1.states_Maine_New_York_Times.docx
@@ -32,7 +32,7 @@
     </w:p>
     <w:p>
       <w:r>
-        <w:t>Raw locations result, 'locations': ['Maine', 'Midwest']</w:t>
+        <w:t>Raw locations result, 'locations': ['Maine', 'Midwest', 'New England']</w:t>
       </w:r>
     </w:p>
     <w:p>
